--- a/contracts/10-Team-Member-Agreement.docx
+++ b/contracts/10-Team-Member-Agreement.docx
@@ -1430,6 +1430,115 @@
     </w:p>
     <w:p>
       <w:pPr>
+        <w:spacing w:before="280" w:after="120"/>
+      </w:pPr>
+      <w:r>
+        <w:rPr>
+          <w:rFonts w:ascii="Calibri" w:hAnsi="Calibri"/>
+          <w:b/>
+          <w:sz w:val="24"/>
+        </w:rPr>
+        <w:t>11.  Liability</w:t>
+      </w:r>
+    </w:p>
+    <w:p>
+      <w:pPr>
+        <w:tabs>
+          <w:tab w:pos="720" w:val="left"/>
+        </w:tabs>
+        <w:spacing w:after="120"/>
+        <w:ind w:left="720" w:hanging="720"/>
+      </w:pPr>
+      <w:r>
+        <w:rPr>
+          <w:rFonts w:ascii="Calibri" w:hAnsi="Calibri"/>
+          <w:sz w:val="22"/>
+        </w:rPr>
+        <w:t>11.1</w:t>
+      </w:r>
+      <w:r>
+        <w:rPr>
+          <w:rFonts w:ascii="Calibri" w:hAnsi="Calibri"/>
+          <w:sz w:val="22"/>
+        </w:rPr>
+        <w:tab/>
+        <w:t>Nothing in this Agreement limits liability for death or personal injury caused by negligence, for fraud or fraudulent misrepresentation, or for anything that cannot lawfully be limited.</w:t>
+      </w:r>
+    </w:p>
+    <w:p>
+      <w:pPr>
+        <w:tabs>
+          <w:tab w:pos="720" w:val="left"/>
+        </w:tabs>
+        <w:spacing w:after="120"/>
+        <w:ind w:left="720" w:hanging="720"/>
+      </w:pPr>
+      <w:r>
+        <w:rPr>
+          <w:rFonts w:ascii="Calibri" w:hAnsi="Calibri"/>
+          <w:sz w:val="22"/>
+        </w:rPr>
+        <w:t>11.2</w:t>
+      </w:r>
+      <w:r>
+        <w:rPr>
+          <w:rFonts w:ascii="Calibri" w:hAnsi="Calibri"/>
+          <w:sz w:val="22"/>
+        </w:rPr>
+        <w:tab/>
+        <w:t>Subject to clause 11.1, UniBlueprint's total liability to the Team Member under or in connection with this Agreement is limited to the total fees paid or payable to the Team Member in the twelve (12) months before the claim arose.</w:t>
+      </w:r>
+    </w:p>
+    <w:p>
+      <w:pPr>
+        <w:tabs>
+          <w:tab w:pos="720" w:val="left"/>
+        </w:tabs>
+        <w:spacing w:after="120"/>
+        <w:ind w:left="720" w:hanging="720"/>
+      </w:pPr>
+      <w:r>
+        <w:rPr>
+          <w:rFonts w:ascii="Calibri" w:hAnsi="Calibri"/>
+          <w:sz w:val="22"/>
+        </w:rPr>
+        <w:t>11.3</w:t>
+      </w:r>
+      <w:r>
+        <w:rPr>
+          <w:rFonts w:ascii="Calibri" w:hAnsi="Calibri"/>
+          <w:sz w:val="22"/>
+        </w:rPr>
+        <w:tab/>
+        <w:t>Subject to clause 11.1, the Team Member's total liability to UniBlueprint under or in connection with this Agreement is limited to the total fees paid or payable to the Team Member in the twelve (12) months before the claim arose, except that this limit does not apply to the Team Member's indemnity in clause 5.4 or to the Team Member's warranty and indemnity in clause 6.6.</w:t>
+      </w:r>
+    </w:p>
+    <w:p>
+      <w:pPr>
+        <w:tabs>
+          <w:tab w:pos="720" w:val="left"/>
+        </w:tabs>
+        <w:spacing w:after="120"/>
+        <w:ind w:left="720" w:hanging="720"/>
+      </w:pPr>
+      <w:r>
+        <w:rPr>
+          <w:rFonts w:ascii="Calibri" w:hAnsi="Calibri"/>
+          <w:sz w:val="22"/>
+        </w:rPr>
+        <w:t>11.4</w:t>
+      </w:r>
+      <w:r>
+        <w:rPr>
+          <w:rFonts w:ascii="Calibri" w:hAnsi="Calibri"/>
+          <w:sz w:val="22"/>
+        </w:rPr>
+        <w:tab/>
+        <w:t>Neither party is liable to the other for loss of profit, loss of business, or indirect or consequential loss.</w:t>
+      </w:r>
+    </w:p>
+    <w:p>
+      <w:pPr>
         <w:keepNext/>
         <w:spacing w:after="120" w:before="280"/>
       </w:pPr>
@@ -1442,24 +1551,24 @@
           <w:sz w:val="24"/>
           <w:szCs w:val="24"/>
         </w:rPr>
-        <w:t xml:space="preserve">11.  Termination</w:t>
-      </w:r>
-    </w:p>
-    <w:p>
-      <w:pPr>
-        <w:tabs>
-          <w:tab w:val="left" w:pos="720"/>
-        </w:tabs>
-        <w:spacing w:after="120"/>
-        <w:ind w:left="720" w:hanging="720"/>
-      </w:pPr>
-      <w:r>
-        <w:rPr>
-          <w:rFonts w:ascii="Calibri" w:cs="Calibri" w:eastAsia="Calibri" w:hAnsi="Calibri"/>
-          <w:sz w:val="22"/>
-          <w:szCs w:val="22"/>
-        </w:rPr>
-        <w:t xml:space="preserve">11.1</w:t>
+        <w:t>12.  Termination</w:t>
+      </w:r>
+    </w:p>
+    <w:p>
+      <w:pPr>
+        <w:tabs>
+          <w:tab w:val="left" w:pos="720"/>
+        </w:tabs>
+        <w:spacing w:after="120"/>
+        <w:ind w:left="720" w:hanging="720"/>
+      </w:pPr>
+      <w:r>
+        <w:rPr>
+          <w:rFonts w:ascii="Calibri" w:cs="Calibri" w:eastAsia="Calibri" w:hAnsi="Calibri"/>
+          <w:sz w:val="22"/>
+          <w:szCs w:val="22"/>
+        </w:rPr>
+        <w:t>12.1</w:t>
       </w:r>
       <w:r>
         <w:rPr>
@@ -1484,7 +1593,7 @@
           <w:sz w:val="22"/>
           <w:szCs w:val="22"/>
         </w:rPr>
-        <w:t xml:space="preserve">11.2</w:t>
+        <w:t>12.2</w:t>
       </w:r>
       <w:r>
         <w:rPr>
@@ -1509,7 +1618,7 @@
           <w:sz w:val="22"/>
           <w:szCs w:val="22"/>
         </w:rPr>
-        <w:t xml:space="preserve">11.3</w:t>
+        <w:t>12.3</w:t>
       </w:r>
       <w:r>
         <w:rPr>
@@ -1534,7 +1643,7 @@
           <w:sz w:val="22"/>
           <w:szCs w:val="22"/>
         </w:rPr>
-        <w:t xml:space="preserve">11.4</w:t>
+        <w:t>12.4</w:t>
       </w:r>
       <w:r>
         <w:rPr>
@@ -1559,24 +1668,24 @@
           <w:sz w:val="24"/>
           <w:szCs w:val="24"/>
         </w:rPr>
-        <w:t xml:space="preserve">12.  General</w:t>
-      </w:r>
-    </w:p>
-    <w:p>
-      <w:pPr>
-        <w:tabs>
-          <w:tab w:val="left" w:pos="720"/>
-        </w:tabs>
-        <w:spacing w:after="120"/>
-        <w:ind w:left="720" w:hanging="720"/>
-      </w:pPr>
-      <w:r>
-        <w:rPr>
-          <w:rFonts w:ascii="Calibri" w:cs="Calibri" w:eastAsia="Calibri" w:hAnsi="Calibri"/>
-          <w:sz w:val="22"/>
-          <w:szCs w:val="22"/>
-        </w:rPr>
-        <w:t xml:space="preserve">12.1</w:t>
+        <w:t>13.  General</w:t>
+      </w:r>
+    </w:p>
+    <w:p>
+      <w:pPr>
+        <w:tabs>
+          <w:tab w:val="left" w:pos="720"/>
+        </w:tabs>
+        <w:spacing w:after="120"/>
+        <w:ind w:left="720" w:hanging="720"/>
+      </w:pPr>
+      <w:r>
+        <w:rPr>
+          <w:rFonts w:ascii="Calibri" w:cs="Calibri" w:eastAsia="Calibri" w:hAnsi="Calibri"/>
+          <w:sz w:val="22"/>
+          <w:szCs w:val="22"/>
+        </w:rPr>
+        <w:t>13.1</w:t>
       </w:r>
       <w:r>
         <w:rPr>
@@ -1601,7 +1710,7 @@
           <w:sz w:val="22"/>
           <w:szCs w:val="22"/>
         </w:rPr>
-        <w:t xml:space="preserve">12.2</w:t>
+        <w:t>13.2</w:t>
       </w:r>
       <w:r>
         <w:rPr>
@@ -1626,7 +1735,7 @@
           <w:sz w:val="22"/>
           <w:szCs w:val="22"/>
         </w:rPr>
-        <w:t xml:space="preserve">12.3</w:t>
+        <w:t>13.3</w:t>
       </w:r>
       <w:r>
         <w:rPr>
@@ -1651,7 +1760,7 @@
           <w:sz w:val="22"/>
           <w:szCs w:val="22"/>
         </w:rPr>
-        <w:t xml:space="preserve">12.4</w:t>
+        <w:t>13.4</w:t>
       </w:r>
       <w:r>
         <w:rPr>
@@ -1676,7 +1785,7 @@
           <w:sz w:val="22"/>
           <w:szCs w:val="22"/>
         </w:rPr>
-        <w:t xml:space="preserve">12.5</w:t>
+        <w:t>13.5</w:t>
       </w:r>
       <w:r>
         <w:rPr>
@@ -1701,7 +1810,7 @@
           <w:sz w:val="22"/>
           <w:szCs w:val="22"/>
         </w:rPr>
-        <w:t xml:space="preserve">12.6</w:t>
+        <w:t>13.6</w:t>
       </w:r>
       <w:r>
         <w:rPr>
@@ -1726,7 +1835,7 @@
           <w:sz w:val="22"/>
           <w:szCs w:val="22"/>
         </w:rPr>
-        <w:t xml:space="preserve">12.7</w:t>
+        <w:t>13.7</w:t>
       </w:r>
       <w:r>
         <w:rPr>
